--- a/backend/templates/service_note_delivery.docx
+++ b/backend/templates/service_note_delivery.docx
@@ -115,6 +115,7 @@
         <w:spacing w:before="0" w:after="40" w:line="276" w:lineRule="exact"/>
         <w:jc w:val="right"/>
       </w:pPr>
+      <w:commentRangeStart w:id="0"/>
       <w:r>
         <w:rPr>
           <w:rFonts w:ascii="Times New Roman" w:hAnsi="Times New Roman"/>
@@ -122,7 +123,14 @@
           <w:i w:val="0"/>
           <w:sz w:val="24"/>
         </w:rPr>
-        <w:t>Президенту ВСКС</w:t>
+        <w:t xml:space="preserve">Руководителю {{ customer_short_name }}</w:t>
+      </w:r>
+      <w:commentRangeEnd w:id="0"/>
+      <w:r>
+        <w:rPr>
+          <w:rStyle w:val="CommentReference"/>
+        </w:rPr>
+        <w:commentReference w:id="0"/>
       </w:r>
     </w:p>
     <w:p>
@@ -130,6 +138,7 @@
         <w:spacing w:before="0" w:after="120" w:line="276" w:lineRule="exact"/>
         <w:jc w:val="right"/>
       </w:pPr>
+      <w:commentRangeStart w:id="1"/>
       <w:r>
         <w:rPr>
           <w:rFonts w:ascii="Times New Roman" w:hAnsi="Times New Roman"/>
@@ -138,6 +147,13 @@
           <w:sz w:val="24"/>
         </w:rPr>
         <w:t>{{customer_signatory_name_genitive}}</w:t>
+      </w:r>
+      <w:commentRangeEnd w:id="1"/>
+      <w:r>
+        <w:rPr>
+          <w:rStyle w:val="CommentReference"/>
+        </w:rPr>
+        <w:commentReference w:id="1"/>
       </w:r>
     </w:p>
     <w:p>
@@ -154,6 +170,7 @@
         </w:rPr>
         <w:t xml:space="preserve">от </w:t>
       </w:r>
+      <w:commentRangeStart w:id="2"/>
       <w:r>
         <w:rPr>
           <w:rFonts w:ascii="Times New Roman" w:hAnsi="Times New Roman"/>
@@ -163,12 +180,20 @@
         </w:rPr>
         <w:t>{{initiator_role}}</w:t>
       </w:r>
+      <w:commentRangeEnd w:id="2"/>
+      <w:r>
+        <w:rPr>
+          <w:rStyle w:val="CommentReference"/>
+        </w:rPr>
+        <w:commentReference w:id="2"/>
+      </w:r>
     </w:p>
     <w:p>
       <w:pPr>
         <w:spacing w:before="0" w:after="200" w:line="276" w:lineRule="exact"/>
         <w:jc w:val="right"/>
       </w:pPr>
+      <w:commentRangeStart w:id="3"/>
       <w:r>
         <w:rPr>
           <w:rFonts w:ascii="Times New Roman" w:hAnsi="Times New Roman"/>
@@ -177,6 +202,13 @@
           <w:sz w:val="24"/>
         </w:rPr>
         <w:t>{{initiator_name}}</w:t>
+      </w:r>
+      <w:commentRangeEnd w:id="3"/>
+      <w:r>
+        <w:rPr>
+          <w:rStyle w:val="CommentReference"/>
+        </w:rPr>
+        <w:commentReference w:id="3"/>
       </w:r>
     </w:p>
     <w:p>
@@ -199,6 +231,7 @@
         <w:spacing w:before="0" w:after="0" w:line="276" w:lineRule="exact"/>
         <w:jc w:val="center"/>
       </w:pPr>
+      <w:commentRangeStart w:id="4"/>
       <w:r>
         <w:rPr>
           <w:rFonts w:ascii="Times New Roman" w:hAnsi="Times New Roman"/>
@@ -207,6 +240,13 @@
           <w:sz w:val="20"/>
         </w:rPr>
         <w:t>{% if doc_kind == 'delivery' %}</w:t>
+      </w:r>
+      <w:commentRangeEnd w:id="4"/>
+      <w:r>
+        <w:rPr>
+          <w:rStyle w:val="CommentReference"/>
+        </w:rPr>
+        <w:commentReference w:id="4"/>
       </w:r>
     </w:p>
     <w:p>
@@ -228,6 +268,7 @@
         <w:spacing w:before="0" w:after="120" w:line="276" w:lineRule="exact"/>
         <w:jc w:val="center"/>
       </w:pPr>
+      <w:commentRangeStart w:id="5"/>
       <w:r>
         <w:rPr>
           <w:rFonts w:ascii="Times New Roman" w:hAnsi="Times New Roman"/>
@@ -236,6 +277,13 @@
           <w:sz w:val="20"/>
         </w:rPr>
         <w:t>{% endif %}</w:t>
+      </w:r>
+      <w:commentRangeEnd w:id="5"/>
+      <w:r>
+        <w:rPr>
+          <w:rStyle w:val="CommentReference"/>
+        </w:rPr>
+        <w:commentReference w:id="5"/>
       </w:r>
     </w:p>
     <w:p>
@@ -252,6 +300,7 @@
         </w:rPr>
         <w:t>г. Москва                          «</w:t>
       </w:r>
+      <w:commentRangeStart w:id="6"/>
       <w:r>
         <w:rPr>
           <w:rFonts w:ascii="Times New Roman" w:hAnsi="Times New Roman"/>
@@ -260,6 +309,13 @@
           <w:sz w:val="24"/>
         </w:rPr>
         <w:t>{{today}}</w:t>
+      </w:r>
+      <w:commentRangeEnd w:id="6"/>
+      <w:r>
+        <w:rPr>
+          <w:rStyle w:val="CommentReference"/>
+        </w:rPr>
+        <w:commentReference w:id="6"/>
       </w:r>
       <w:r>
         <w:rPr>
@@ -285,6 +341,7 @@
         </w:rPr>
         <w:t xml:space="preserve">В соответствии с </w:t>
       </w:r>
+      <w:commentRangeStart w:id="7"/>
       <w:r>
         <w:rPr>
           <w:rFonts w:ascii="Times New Roman" w:hAnsi="Times New Roman"/>
@@ -293,6 +350,13 @@
           <w:sz w:val="24"/>
         </w:rPr>
         <w:t>{{contract_number}}</w:t>
+      </w:r>
+      <w:commentRangeEnd w:id="7"/>
+      <w:r>
+        <w:rPr>
+          <w:rStyle w:val="CommentReference"/>
+        </w:rPr>
+        <w:commentReference w:id="7"/>
       </w:r>
       <w:r>
         <w:rPr>
@@ -303,6 +367,7 @@
         </w:rPr>
         <w:t xml:space="preserve"> от </w:t>
       </w:r>
+      <w:commentRangeStart w:id="8"/>
       <w:r>
         <w:rPr>
           <w:rFonts w:ascii="Times New Roman" w:hAnsi="Times New Roman"/>
@@ -311,6 +376,13 @@
           <w:sz w:val="24"/>
         </w:rPr>
         <w:t>{{contract_date}}</w:t>
+      </w:r>
+      <w:commentRangeEnd w:id="8"/>
+      <w:r>
+        <w:rPr>
+          <w:rStyle w:val="CommentReference"/>
+        </w:rPr>
+        <w:commentReference w:id="8"/>
       </w:r>
       <w:r>
         <w:rPr>
@@ -321,6 +393,7 @@
         </w:rPr>
         <w:t xml:space="preserve"> прошу выдать со склада товарно-материальные ценности по </w:t>
       </w:r>
+      <w:commentRangeStart w:id="9"/>
       <w:r>
         <w:rPr>
           <w:rFonts w:ascii="Times New Roman" w:hAnsi="Times New Roman"/>
@@ -329,6 +402,13 @@
           <w:sz w:val="24"/>
         </w:rPr>
         <w:t>{{contractor_name}}</w:t>
+      </w:r>
+      <w:commentRangeEnd w:id="9"/>
+      <w:r>
+        <w:rPr>
+          <w:rStyle w:val="CommentReference"/>
+        </w:rPr>
+        <w:commentReference w:id="9"/>
       </w:r>
       <w:r>
         <w:rPr>
@@ -345,6 +425,7 @@
         <w:spacing w:before="0" w:after="0" w:line="276" w:lineRule="exact"/>
         <w:jc w:val="both"/>
       </w:pPr>
+      <w:commentRangeStart w:id="10"/>
       <w:r>
         <w:rPr>
           <w:rFonts w:ascii="Times New Roman" w:hAnsi="Times New Roman"/>
@@ -353,6 +434,13 @@
           <w:sz w:val="20"/>
         </w:rPr>
         <w:t>{% tr for item in items %}</w:t>
+      </w:r>
+      <w:commentRangeEnd w:id="10"/>
+      <w:r>
+        <w:rPr>
+          <w:rStyle w:val="CommentReference"/>
+        </w:rPr>
+        <w:commentReference w:id="10"/>
       </w:r>
     </w:p>
     <w:tbl>
@@ -488,6 +576,7 @@
             <w:pPr>
               <w:jc w:val="center"/>
             </w:pPr>
+            <w:commentRangeStart w:id="18"/>
             <w:r>
               <w:rPr>
                 <w:rFonts w:ascii="Times New Roman" w:hAnsi="Times New Roman"/>
@@ -496,6 +585,13 @@
                 <w:sz w:val="20"/>
               </w:rPr>
               <w:t>{{item.num}}</w:t>
+            </w:r>
+            <w:commentRangeEnd w:id="18"/>
+            <w:r>
+              <w:rPr>
+                <w:rStyle w:val="CommentReference"/>
+              </w:rPr>
+              <w:commentReference w:id="18"/>
             </w:r>
           </w:p>
         </w:tc>
@@ -507,6 +603,7 @@
             <w:pPr>
               <w:jc w:val="center"/>
             </w:pPr>
+            <w:commentRangeStart w:id="19"/>
             <w:r>
               <w:rPr>
                 <w:rFonts w:ascii="Times New Roman" w:hAnsi="Times New Roman"/>
@@ -515,6 +612,13 @@
                 <w:sz w:val="20"/>
               </w:rPr>
               <w:t>{{item.name}}</w:t>
+            </w:r>
+            <w:commentRangeEnd w:id="19"/>
+            <w:r>
+              <w:rPr>
+                <w:rStyle w:val="CommentReference"/>
+              </w:rPr>
+              <w:commentReference w:id="19"/>
             </w:r>
           </w:p>
         </w:tc>
@@ -526,6 +630,7 @@
             <w:pPr>
               <w:jc w:val="center"/>
             </w:pPr>
+            <w:commentRangeStart w:id="20"/>
             <w:r>
               <w:rPr>
                 <w:rFonts w:ascii="Times New Roman" w:hAnsi="Times New Roman"/>
@@ -534,6 +639,13 @@
                 <w:sz w:val="20"/>
               </w:rPr>
               <w:t>{{item.unit}}</w:t>
+            </w:r>
+            <w:commentRangeEnd w:id="20"/>
+            <w:r>
+              <w:rPr>
+                <w:rStyle w:val="CommentReference"/>
+              </w:rPr>
+              <w:commentReference w:id="20"/>
             </w:r>
           </w:p>
         </w:tc>
@@ -545,6 +657,7 @@
             <w:pPr>
               <w:jc w:val="center"/>
             </w:pPr>
+            <w:commentRangeStart w:id="21"/>
             <w:r>
               <w:rPr>
                 <w:rFonts w:ascii="Times New Roman" w:hAnsi="Times New Roman"/>
@@ -553,6 +666,13 @@
                 <w:sz w:val="20"/>
               </w:rPr>
               <w:t>{{item.quantity}}</w:t>
+            </w:r>
+            <w:commentRangeEnd w:id="21"/>
+            <w:r>
+              <w:rPr>
+                <w:rStyle w:val="CommentReference"/>
+              </w:rPr>
+              <w:commentReference w:id="21"/>
             </w:r>
           </w:p>
         </w:tc>
@@ -564,6 +684,7 @@
             <w:pPr>
               <w:jc w:val="center"/>
             </w:pPr>
+            <w:commentRangeStart w:id="22"/>
             <w:r>
               <w:rPr>
                 <w:rFonts w:ascii="Times New Roman" w:hAnsi="Times New Roman"/>
@@ -572,6 +693,13 @@
                 <w:sz w:val="20"/>
               </w:rPr>
               <w:t>{{item.unit_price}}</w:t>
+            </w:r>
+            <w:commentRangeEnd w:id="22"/>
+            <w:r>
+              <w:rPr>
+                <w:rStyle w:val="CommentReference"/>
+              </w:rPr>
+              <w:commentReference w:id="22"/>
             </w:r>
           </w:p>
         </w:tc>
@@ -583,6 +711,7 @@
             <w:pPr>
               <w:jc w:val="center"/>
             </w:pPr>
+            <w:commentRangeStart w:id="23"/>
             <w:r>
               <w:rPr>
                 <w:rFonts w:ascii="Times New Roman" w:hAnsi="Times New Roman"/>
@@ -591,6 +720,13 @@
                 <w:sz w:val="20"/>
               </w:rPr>
               <w:t>{{item.total_price}}</w:t>
+            </w:r>
+            <w:commentRangeEnd w:id="23"/>
+            <w:r>
+              <w:rPr>
+                <w:rStyle w:val="CommentReference"/>
+              </w:rPr>
+              <w:commentReference w:id="23"/>
             </w:r>
           </w:p>
         </w:tc>
@@ -601,6 +737,7 @@
         <w:spacing w:before="40" w:after="120" w:line="276" w:lineRule="exact"/>
         <w:jc w:val="both"/>
       </w:pPr>
+      <w:commentRangeStart w:id="11"/>
       <w:r>
         <w:rPr>
           <w:rFonts w:ascii="Times New Roman" w:hAnsi="Times New Roman"/>
@@ -609,6 +746,13 @@
           <w:sz w:val="20"/>
         </w:rPr>
         <w:t>{% tr endfor %}</w:t>
+      </w:r>
+      <w:commentRangeEnd w:id="11"/>
+      <w:r>
+        <w:rPr>
+          <w:rStyle w:val="CommentReference"/>
+        </w:rPr>
+        <w:commentReference w:id="11"/>
       </w:r>
     </w:p>
     <w:p>
@@ -625,6 +769,7 @@
         </w:rPr>
         <w:t xml:space="preserve">Итого: </w:t>
       </w:r>
+      <w:commentRangeStart w:id="12"/>
       <w:r>
         <w:rPr>
           <w:rFonts w:ascii="Times New Roman" w:hAnsi="Times New Roman"/>
@@ -633,6 +778,13 @@
           <w:sz w:val="24"/>
         </w:rPr>
         <w:t>{{contract_price_num}}</w:t>
+      </w:r>
+      <w:commentRangeEnd w:id="12"/>
+      <w:r>
+        <w:rPr>
+          <w:rStyle w:val="CommentReference"/>
+        </w:rPr>
+        <w:commentReference w:id="12"/>
       </w:r>
       <w:r>
         <w:rPr>
@@ -643,6 +795,7 @@
         </w:rPr>
         <w:t xml:space="preserve"> руб. (</w:t>
       </w:r>
+      <w:commentRangeStart w:id="13"/>
       <w:r>
         <w:rPr>
           <w:rFonts w:ascii="Times New Roman" w:hAnsi="Times New Roman"/>
@@ -651,6 +804,13 @@
           <w:sz w:val="24"/>
         </w:rPr>
         <w:t>{{contract_price_words}}</w:t>
+      </w:r>
+      <w:commentRangeEnd w:id="13"/>
+      <w:r>
+        <w:rPr>
+          <w:rStyle w:val="CommentReference"/>
+        </w:rPr>
+        <w:commentReference w:id="13"/>
       </w:r>
       <w:r>
         <w:rPr>
@@ -676,6 +836,7 @@
         </w:rPr>
         <w:t xml:space="preserve">Получатель: </w:t>
       </w:r>
+      <w:commentRangeStart w:id="14"/>
       <w:r>
         <w:rPr>
           <w:rFonts w:ascii="Times New Roman" w:hAnsi="Times New Roman"/>
@@ -685,6 +846,13 @@
         </w:rPr>
         <w:t>{{responsible_person}}</w:t>
       </w:r>
+      <w:commentRangeEnd w:id="14"/>
+      <w:r>
+        <w:rPr>
+          <w:rStyle w:val="CommentReference"/>
+        </w:rPr>
+        <w:commentReference w:id="14"/>
+      </w:r>
     </w:p>
     <w:p/>
     <w:p>
@@ -692,6 +860,7 @@
         <w:spacing w:before="0" w:after="80" w:line="276" w:lineRule="exact"/>
         <w:jc w:val="left"/>
       </w:pPr>
+      <w:commentRangeStart w:id="15"/>
       <w:r>
         <w:rPr>
           <w:rFonts w:ascii="Times New Roman" w:hAnsi="Times New Roman"/>
@@ -700,6 +869,13 @@
           <w:sz w:val="24"/>
         </w:rPr>
         <w:t>{{initiator_role}}</w:t>
+      </w:r>
+      <w:commentRangeEnd w:id="15"/>
+      <w:r>
+        <w:rPr>
+          <w:rStyle w:val="CommentReference"/>
+        </w:rPr>
+        <w:commentReference w:id="15"/>
       </w:r>
     </w:p>
     <w:p>
@@ -716,6 +892,7 @@
         </w:rPr>
         <w:t xml:space="preserve">___________________ / </w:t>
       </w:r>
+      <w:commentRangeStart w:id="16"/>
       <w:r>
         <w:rPr>
           <w:rFonts w:ascii="Times New Roman" w:hAnsi="Times New Roman"/>
@@ -724,6 +901,13 @@
           <w:sz w:val="24"/>
         </w:rPr>
         <w:t>{{initiator_name}}</w:t>
+      </w:r>
+      <w:commentRangeEnd w:id="16"/>
+      <w:r>
+        <w:rPr>
+          <w:rStyle w:val="CommentReference"/>
+        </w:rPr>
+        <w:commentReference w:id="16"/>
       </w:r>
     </w:p>
     <w:p>
@@ -740,6 +924,7 @@
         </w:rPr>
         <w:t>«</w:t>
       </w:r>
+      <w:commentRangeStart w:id="17"/>
       <w:r>
         <w:rPr>
           <w:rFonts w:ascii="Times New Roman" w:hAnsi="Times New Roman"/>
@@ -748,6 +933,13 @@
           <w:sz w:val="24"/>
         </w:rPr>
         <w:t>{{today}}</w:t>
+      </w:r>
+      <w:commentRangeEnd w:id="17"/>
+      <w:r>
+        <w:rPr>
+          <w:rStyle w:val="CommentReference"/>
+        </w:rPr>
+        <w:commentReference w:id="17"/>
       </w:r>
       <w:r>
         <w:rPr>
@@ -767,6 +959,395 @@
     </w:sectPr>
   </w:body>
 </w:document>
+</file>
+
+<file path=word/comments.xml><?xml version="1.0" encoding="utf-8"?>
+<w:comments xmlns:a="http://schemas.openxmlformats.org/drawingml/2006/main" xmlns:pic="http://schemas.openxmlformats.org/drawingml/2006/picture" xmlns:r="http://schemas.openxmlformats.org/officeDocument/2006/relationships" xmlns:w="http://schemas.openxmlformats.org/wordprocessingml/2006/main" xmlns:wp="http://schemas.openxmlformats.org/drawingml/2006/wordprocessingDrawing" xmlns:mc="http://schemas.openxmlformats.org/markup-compatibility/2006" xmlns:a14="http://schemas.microsoft.com/office/drawing/2010/main" xmlns:w14="http://schemas.microsoft.com/office/word/2010/wordml" xmlns:wpc="http://schemas.microsoft.com/office/word/2010/wordprocessingCanvas">
+  <w:comment w:id="0" w:author="Подсказка" w:initials="П" w:date="2026-01-01T00:00:00Z">
+    <w:p>
+      <w:pPr>
+        <w:pStyle w:val="CommentText"/>
+      </w:pPr>
+      <w:r>
+        <w:rPr>
+          <w:rStyle w:val="CommentReference"/>
+        </w:rPr>
+        <w:annotationRef/>
+      </w:r>
+      <w:r>
+        <w:t>Краткое наименование Заказчика (из карточки организации). Пример: АНО «Пример»</w:t>
+      </w:r>
+    </w:p>
+  </w:comment>
+  <w:comment w:id="1" w:author="Подсказка" w:initials="П" w:date="2026-01-01T00:00:00Z">
+    <w:p>
+      <w:pPr>
+        <w:pStyle w:val="CommentText"/>
+      </w:pPr>
+      <w:r>
+        <w:rPr>
+          <w:rStyle w:val="CommentReference"/>
+        </w:rPr>
+        <w:annotationRef/>
+      </w:r>
+      <w:r>
+        <w:t>ФИО в род.падеже. Пример: Петрова Петра Петровича</w:t>
+      </w:r>
+    </w:p>
+  </w:comment>
+  <w:comment w:id="2" w:author="Подсказка" w:initials="П" w:date="2026-01-01T00:00:00Z">
+    <w:p>
+      <w:pPr>
+        <w:pStyle w:val="CommentText"/>
+      </w:pPr>
+      <w:r>
+        <w:rPr>
+          <w:rStyle w:val="CommentReference"/>
+        </w:rPr>
+        <w:annotationRef/>
+      </w:r>
+      <w:r>
+        <w:t>Должность инициатора. Пример: начальник отдела</w:t>
+      </w:r>
+    </w:p>
+  </w:comment>
+  <w:comment w:id="3" w:author="Подсказка" w:initials="П" w:date="2026-01-01T00:00:00Z">
+    <w:p>
+      <w:pPr>
+        <w:pStyle w:val="CommentText"/>
+      </w:pPr>
+      <w:r>
+        <w:rPr>
+          <w:rStyle w:val="CommentReference"/>
+        </w:rPr>
+        <w:annotationRef/>
+      </w:r>
+      <w:r>
+        <w:t>ФИО инициатора. Пример: Иванов И.И.</w:t>
+      </w:r>
+    </w:p>
+  </w:comment>
+  <w:comment w:id="4" w:author="Подсказка" w:initials="П" w:date="2026-01-01T00:00:00Z">
+    <w:p>
+      <w:pPr>
+        <w:pStyle w:val="CommentText"/>
+      </w:pPr>
+      <w:r>
+        <w:rPr>
+          <w:rStyle w:val="CommentReference"/>
+        </w:rPr>
+        <w:annotationRef/>
+      </w:r>
+      <w:r>
+        <w:t>Печатается, только если это служебная записка на выдачу</w:t>
+      </w:r>
+    </w:p>
+  </w:comment>
+  <w:comment w:id="5" w:author="Подсказка" w:initials="П" w:date="2026-01-01T00:00:00Z">
+    <w:p>
+      <w:pPr>
+        <w:pStyle w:val="CommentText"/>
+      </w:pPr>
+      <w:r>
+        <w:rPr>
+          <w:rStyle w:val="CommentReference"/>
+        </w:rPr>
+        <w:annotationRef/>
+      </w:r>
+      <w:r>
+        <w:t>Конец условия</w:t>
+      </w:r>
+    </w:p>
+  </w:comment>
+  <w:comment w:id="6" w:author="Подсказка" w:initials="П" w:date="2026-01-01T00:00:00Z">
+    <w:p>
+      <w:pPr>
+        <w:pStyle w:val="CommentText"/>
+      </w:pPr>
+      <w:r>
+        <w:rPr>
+          <w:rStyle w:val="CommentReference"/>
+        </w:rPr>
+        <w:annotationRef/>
+      </w:r>
+      <w:r>
+        <w:t>Сегодняшняя дата. Пример: 13.05.2026</w:t>
+      </w:r>
+    </w:p>
+  </w:comment>
+  <w:comment w:id="7" w:author="Подсказка" w:initials="П" w:date="2026-01-01T00:00:00Z">
+    <w:p>
+      <w:pPr>
+        <w:pStyle w:val="CommentText"/>
+      </w:pPr>
+      <w:r>
+        <w:rPr>
+          <w:rStyle w:val="CommentReference"/>
+        </w:rPr>
+        <w:annotationRef/>
+      </w:r>
+      <w:r>
+        <w:t>Номер договора. Пример: 2026/42</w:t>
+      </w:r>
+    </w:p>
+  </w:comment>
+  <w:comment w:id="8" w:author="Подсказка" w:initials="П" w:date="2026-01-01T00:00:00Z">
+    <w:p>
+      <w:pPr>
+        <w:pStyle w:val="CommentText"/>
+      </w:pPr>
+      <w:r>
+        <w:rPr>
+          <w:rStyle w:val="CommentReference"/>
+        </w:rPr>
+        <w:annotationRef/>
+      </w:r>
+      <w:r>
+        <w:t>Дата договора. Пример: 15.01.2026</w:t>
+      </w:r>
+    </w:p>
+  </w:comment>
+  <w:comment w:id="9" w:author="Подсказка" w:initials="П" w:date="2026-01-01T00:00:00Z">
+    <w:p>
+      <w:pPr>
+        <w:pStyle w:val="CommentText"/>
+      </w:pPr>
+      <w:r>
+        <w:rPr>
+          <w:rStyle w:val="CommentReference"/>
+        </w:rPr>
+        <w:annotationRef/>
+      </w:r>
+      <w:r>
+        <w:t>Полное наименование контрагента. Пример: ООО «Ромашка»</w:t>
+      </w:r>
+    </w:p>
+  </w:comment>
+  <w:comment w:id="10" w:author="Подсказка" w:initials="П" w:date="2026-01-01T00:00:00Z">
+    <w:p>
+      <w:pPr>
+        <w:pStyle w:val="CommentText"/>
+      </w:pPr>
+      <w:r>
+        <w:rPr>
+          <w:rStyle w:val="CommentReference"/>
+        </w:rPr>
+        <w:annotationRef/>
+      </w:r>
+      <w:r>
+        <w:t>Эта строка таблицы повторится для КАЖДОЙ позиции закупки. Удалять её нельзя — иначе позиции не напечатаются</w:t>
+      </w:r>
+    </w:p>
+  </w:comment>
+  <w:comment w:id="11" w:author="Подсказка" w:initials="П" w:date="2026-01-01T00:00:00Z">
+    <w:p>
+      <w:pPr>
+        <w:pStyle w:val="CommentText"/>
+      </w:pPr>
+      <w:r>
+        <w:rPr>
+          <w:rStyle w:val="CommentReference"/>
+        </w:rPr>
+        <w:annotationRef/>
+      </w:r>
+      <w:r>
+        <w:t>Конец повторяющейся строки таблицы</w:t>
+      </w:r>
+    </w:p>
+  </w:comment>
+  <w:comment w:id="12" w:author="Подсказка" w:initials="П" w:date="2026-01-01T00:00:00Z">
+    <w:p>
+      <w:pPr>
+        <w:pStyle w:val="CommentText"/>
+      </w:pPr>
+      <w:r>
+        <w:rPr>
+          <w:rStyle w:val="CommentReference"/>
+        </w:rPr>
+        <w:annotationRef/>
+      </w:r>
+      <w:r>
+        <w:t>Цена без валюты. Пример: 130 000,00</w:t>
+      </w:r>
+    </w:p>
+  </w:comment>
+  <w:comment w:id="13" w:author="Подсказка" w:initials="П" w:date="2026-01-01T00:00:00Z">
+    <w:p>
+      <w:pPr>
+        <w:pStyle w:val="CommentText"/>
+      </w:pPr>
+      <w:r>
+        <w:rPr>
+          <w:rStyle w:val="CommentReference"/>
+        </w:rPr>
+        <w:annotationRef/>
+      </w:r>
+      <w:r>
+        <w:t>Цена прописью. Пример: сто тридцать тысяч рублей 00 копеек</w:t>
+      </w:r>
+    </w:p>
+  </w:comment>
+  <w:comment w:id="14" w:author="Подсказка" w:initials="П" w:date="2026-01-01T00:00:00Z">
+    <w:p>
+      <w:pPr>
+        <w:pStyle w:val="CommentText"/>
+      </w:pPr>
+      <w:r>
+        <w:rPr>
+          <w:rStyle w:val="CommentReference"/>
+        </w:rPr>
+        <w:annotationRef/>
+      </w:r>
+      <w:r>
+        <w:t>ФИО ответственного исполнителя. Пример: Иванов Иван Иванович</w:t>
+      </w:r>
+    </w:p>
+  </w:comment>
+  <w:comment w:id="15" w:author="Подсказка" w:initials="П" w:date="2026-01-01T00:00:00Z">
+    <w:p>
+      <w:pPr>
+        <w:pStyle w:val="CommentText"/>
+      </w:pPr>
+      <w:r>
+        <w:rPr>
+          <w:rStyle w:val="CommentReference"/>
+        </w:rPr>
+        <w:annotationRef/>
+      </w:r>
+      <w:r>
+        <w:t>Должность инициатора. Пример: начальник отдела</w:t>
+      </w:r>
+    </w:p>
+  </w:comment>
+  <w:comment w:id="16" w:author="Подсказка" w:initials="П" w:date="2026-01-01T00:00:00Z">
+    <w:p>
+      <w:pPr>
+        <w:pStyle w:val="CommentText"/>
+      </w:pPr>
+      <w:r>
+        <w:rPr>
+          <w:rStyle w:val="CommentReference"/>
+        </w:rPr>
+        <w:annotationRef/>
+      </w:r>
+      <w:r>
+        <w:t>ФИО инициатора. Пример: Иванов И.И.</w:t>
+      </w:r>
+    </w:p>
+  </w:comment>
+  <w:comment w:id="17" w:author="Подсказка" w:initials="П" w:date="2026-01-01T00:00:00Z">
+    <w:p>
+      <w:pPr>
+        <w:pStyle w:val="CommentText"/>
+      </w:pPr>
+      <w:r>
+        <w:rPr>
+          <w:rStyle w:val="CommentReference"/>
+        </w:rPr>
+        <w:annotationRef/>
+      </w:r>
+      <w:r>
+        <w:t>Сегодняшняя дата. Пример: 13.05.2026</w:t>
+      </w:r>
+    </w:p>
+  </w:comment>
+  <w:comment w:id="18" w:author="Подсказка" w:initials="П" w:date="2026-01-01T00:00:00Z">
+    <w:p>
+      <w:pPr>
+        <w:pStyle w:val="CommentText"/>
+      </w:pPr>
+      <w:r>
+        <w:rPr>
+          <w:rStyle w:val="CommentReference"/>
+        </w:rPr>
+        <w:annotationRef/>
+      </w:r>
+      <w:r>
+        <w:t>Текущая позиция внутри таблицы позиций — используется только в строках таблицы. Пример: позиция списка</w:t>
+      </w:r>
+    </w:p>
+  </w:comment>
+  <w:comment w:id="19" w:author="Подсказка" w:initials="П" w:date="2026-01-01T00:00:00Z">
+    <w:p>
+      <w:pPr>
+        <w:pStyle w:val="CommentText"/>
+      </w:pPr>
+      <w:r>
+        <w:rPr>
+          <w:rStyle w:val="CommentReference"/>
+        </w:rPr>
+        <w:annotationRef/>
+      </w:r>
+      <w:r>
+        <w:t>Текущая позиция внутри таблицы позиций — используется только в строках таблицы. Пример: позиция списка</w:t>
+      </w:r>
+    </w:p>
+  </w:comment>
+  <w:comment w:id="20" w:author="Подсказка" w:initials="П" w:date="2026-01-01T00:00:00Z">
+    <w:p>
+      <w:pPr>
+        <w:pStyle w:val="CommentText"/>
+      </w:pPr>
+      <w:r>
+        <w:rPr>
+          <w:rStyle w:val="CommentReference"/>
+        </w:rPr>
+        <w:annotationRef/>
+      </w:r>
+      <w:r>
+        <w:t>Текущая позиция внутри таблицы позиций — используется только в строках таблицы. Пример: позиция списка</w:t>
+      </w:r>
+    </w:p>
+  </w:comment>
+  <w:comment w:id="21" w:author="Подсказка" w:initials="П" w:date="2026-01-01T00:00:00Z">
+    <w:p>
+      <w:pPr>
+        <w:pStyle w:val="CommentText"/>
+      </w:pPr>
+      <w:r>
+        <w:rPr>
+          <w:rStyle w:val="CommentReference"/>
+        </w:rPr>
+        <w:annotationRef/>
+      </w:r>
+      <w:r>
+        <w:t>Текущая позиция внутри таблицы позиций — используется только в строках таблицы. Пример: позиция списка</w:t>
+      </w:r>
+    </w:p>
+  </w:comment>
+  <w:comment w:id="22" w:author="Подсказка" w:initials="П" w:date="2026-01-01T00:00:00Z">
+    <w:p>
+      <w:pPr>
+        <w:pStyle w:val="CommentText"/>
+      </w:pPr>
+      <w:r>
+        <w:rPr>
+          <w:rStyle w:val="CommentReference"/>
+        </w:rPr>
+        <w:annotationRef/>
+      </w:r>
+      <w:r>
+        <w:t>Текущая позиция внутри таблицы позиций — используется только в строках таблицы. Пример: позиция списка</w:t>
+      </w:r>
+    </w:p>
+  </w:comment>
+  <w:comment w:id="23" w:author="Подсказка" w:initials="П" w:date="2026-01-01T00:00:00Z">
+    <w:p>
+      <w:pPr>
+        <w:pStyle w:val="CommentText"/>
+      </w:pPr>
+      <w:r>
+        <w:rPr>
+          <w:rStyle w:val="CommentReference"/>
+        </w:rPr>
+        <w:annotationRef/>
+      </w:r>
+      <w:r>
+        <w:t>Текущая позиция внутри таблицы позиций — используется только в строках таблицы. Пример: позиция списка</w:t>
+      </w:r>
+    </w:p>
+  </w:comment>
+</w:comments>
 </file>
 
 <file path=word/numbering.xml><?xml version="1.0" encoding="utf-8"?>

--- a/backend/templates/service_note_delivery.docx
+++ b/backend/templates/service_note_delivery.docx
@@ -420,29 +420,6 @@
         <w:t xml:space="preserve"> согласно прилагаемой спецификации (Приложение №1):</w:t>
       </w:r>
     </w:p>
-    <w:p>
-      <w:pPr>
-        <w:spacing w:before="0" w:after="0" w:line="276" w:lineRule="exact"/>
-        <w:jc w:val="both"/>
-      </w:pPr>
-      <w:commentRangeStart w:id="10"/>
-      <w:r>
-        <w:rPr>
-          <w:rFonts w:ascii="Times New Roman" w:hAnsi="Times New Roman"/>
-          <w:i/>
-          <w:color w:val="6B7280"/>
-          <w:sz w:val="20"/>
-        </w:rPr>
-        <w:t>{% tr for item in items %}</w:t>
-      </w:r>
-      <w:commentRangeEnd w:id="10"/>
-      <w:r>
-        <w:rPr>
-          <w:rStyle w:val="CommentReference"/>
-        </w:rPr>
-        <w:commentReference w:id="10"/>
-      </w:r>
-    </w:p>
     <w:tbl>
       <w:tblPr>
         <w:tblStyle w:val="TableGrid"/>
@@ -576,6 +553,106 @@
             <w:pPr>
               <w:jc w:val="center"/>
             </w:pPr>
+            <w:commentRangeStart w:id="16"/>
+            <w:r>
+              <w:t>{%tr for item in items %}</w:t>
+            </w:r>
+            <w:commentRangeEnd w:id="16"/>
+            <w:r>
+              <w:rPr>
+                <w:rStyle w:val="CommentReference"/>
+              </w:rPr>
+              <w:commentReference w:id="16"/>
+            </w:r>
+          </w:p>
+        </w:tc>
+        <w:tc>
+          <w:tcPr>
+            <w:tcW w:type="dxa" w:w="1662"/>
+          </w:tcPr>
+          <w:p>
+            <w:pPr>
+              <w:jc w:val="center"/>
+            </w:pPr>
+          </w:p>
+        </w:tc>
+        <w:tc>
+          <w:tcPr>
+            <w:tcW w:type="dxa" w:w="1662"/>
+          </w:tcPr>
+          <w:p>
+            <w:pPr>
+              <w:jc w:val="center"/>
+            </w:pPr>
+          </w:p>
+        </w:tc>
+        <w:tc>
+          <w:tcPr>
+            <w:tcW w:type="dxa" w:w="1662"/>
+          </w:tcPr>
+          <w:p>
+            <w:pPr>
+              <w:jc w:val="center"/>
+            </w:pPr>
+          </w:p>
+        </w:tc>
+        <w:tc>
+          <w:tcPr>
+            <w:tcW w:type="dxa" w:w="1662"/>
+          </w:tcPr>
+          <w:p>
+            <w:pPr>
+              <w:jc w:val="center"/>
+            </w:pPr>
+          </w:p>
+        </w:tc>
+        <w:tc>
+          <w:tcPr>
+            <w:tcW w:type="dxa" w:w="1662"/>
+          </w:tcPr>
+          <w:p>
+            <w:pPr>
+              <w:jc w:val="center"/>
+            </w:pPr>
+          </w:p>
+        </w:tc>
+      </w:tr>
+      <w:tr>
+        <w:tc>
+          <w:tcPr>
+            <w:tcW w:type="dxa" w:w="1662"/>
+          </w:tcPr>
+          <w:p>
+            <w:pPr>
+              <w:jc w:val="center"/>
+            </w:pPr>
+            <w:commentRangeStart w:id="17"/>
+            <w:r>
+              <w:rPr>
+                <w:rFonts w:ascii="Times New Roman" w:hAnsi="Times New Roman"/>
+                <w:b/>
+                <w:color w:val="1E40AF"/>
+                <w:sz w:val="20"/>
+              </w:rPr>
+              <w:t>{{item.num}}</w:t>
+            </w:r>
+            <w:commentRangeEnd w:id="17"/>
+            <w:r>
+              <w:rPr>
+                <w:rStyle w:val="CommentReference"/>
+              </w:rPr>
+              <w:commentReference w:id="17"/>
+            </w:r>
+          </w:p>
+        </w:tc>
+        <w:tc>
+          <w:tcPr>
+            <w:tcW w:type="dxa" w:w="1662"/>
+          </w:tcPr>
+          <w:p>
+            <w:pPr>
+              <w:jc w:val="center"/>
+            </w:pPr>
             <w:commentRangeStart w:id="18"/>
             <w:r>
               <w:rPr>
@@ -584,7 +661,7 @@
                 <w:color w:val="1E40AF"/>
                 <w:sz w:val="20"/>
               </w:rPr>
-              <w:t>{{item.num}}</w:t>
+              <w:t>{{item.name}}</w:t>
             </w:r>
             <w:commentRangeEnd w:id="18"/>
             <w:r>
@@ -611,7 +688,7 @@
                 <w:color w:val="1E40AF"/>
                 <w:sz w:val="20"/>
               </w:rPr>
-              <w:t>{{item.name}}</w:t>
+              <w:t>{{item.unit}}</w:t>
             </w:r>
             <w:commentRangeEnd w:id="19"/>
             <w:r>
@@ -638,7 +715,7 @@
                 <w:color w:val="1E40AF"/>
                 <w:sz w:val="20"/>
               </w:rPr>
-              <w:t>{{item.unit}}</w:t>
+              <w:t>{{item.quantity}}</w:t>
             </w:r>
             <w:commentRangeEnd w:id="20"/>
             <w:r>
@@ -665,7 +742,7 @@
                 <w:color w:val="1E40AF"/>
                 <w:sz w:val="20"/>
               </w:rPr>
-              <w:t>{{item.quantity}}</w:t>
+              <w:t>{{item.unit_price}}</w:t>
             </w:r>
             <w:commentRangeEnd w:id="21"/>
             <w:r>
@@ -692,7 +769,7 @@
                 <w:color w:val="1E40AF"/>
                 <w:sz w:val="20"/>
               </w:rPr>
-              <w:t>{{item.unit_price}}</w:t>
+              <w:t>{{item.total_price}}</w:t>
             </w:r>
             <w:commentRangeEnd w:id="22"/>
             <w:r>
@@ -700,6 +777,29 @@
                 <w:rStyle w:val="CommentReference"/>
               </w:rPr>
               <w:commentReference w:id="22"/>
+            </w:r>
+          </w:p>
+        </w:tc>
+      </w:tr>
+      <w:tr>
+        <w:tc>
+          <w:tcPr>
+            <w:tcW w:type="dxa" w:w="1662"/>
+          </w:tcPr>
+          <w:p>
+            <w:pPr>
+              <w:jc w:val="center"/>
+            </w:pPr>
+            <w:commentRangeStart w:id="23"/>
+            <w:r>
+              <w:t>{%tr endfor %}</w:t>
+            </w:r>
+            <w:commentRangeEnd w:id="23"/>
+            <w:r>
+              <w:rPr>
+                <w:rStyle w:val="CommentReference"/>
+              </w:rPr>
+              <w:commentReference w:id="23"/>
             </w:r>
           </w:p>
         </w:tc>
@@ -711,50 +811,50 @@
             <w:pPr>
               <w:jc w:val="center"/>
             </w:pPr>
-            <w:commentRangeStart w:id="23"/>
-            <w:r>
-              <w:rPr>
-                <w:rFonts w:ascii="Times New Roman" w:hAnsi="Times New Roman"/>
-                <w:b/>
-                <w:color w:val="1E40AF"/>
-                <w:sz w:val="20"/>
-              </w:rPr>
-              <w:t>{{item.total_price}}</w:t>
-            </w:r>
-            <w:commentRangeEnd w:id="23"/>
-            <w:r>
-              <w:rPr>
-                <w:rStyle w:val="CommentReference"/>
-              </w:rPr>
-              <w:commentReference w:id="23"/>
-            </w:r>
+          </w:p>
+        </w:tc>
+        <w:tc>
+          <w:tcPr>
+            <w:tcW w:type="dxa" w:w="1662"/>
+          </w:tcPr>
+          <w:p>
+            <w:pPr>
+              <w:jc w:val="center"/>
+            </w:pPr>
+          </w:p>
+        </w:tc>
+        <w:tc>
+          <w:tcPr>
+            <w:tcW w:type="dxa" w:w="1662"/>
+          </w:tcPr>
+          <w:p>
+            <w:pPr>
+              <w:jc w:val="center"/>
+            </w:pPr>
+          </w:p>
+        </w:tc>
+        <w:tc>
+          <w:tcPr>
+            <w:tcW w:type="dxa" w:w="1662"/>
+          </w:tcPr>
+          <w:p>
+            <w:pPr>
+              <w:jc w:val="center"/>
+            </w:pPr>
+          </w:p>
+        </w:tc>
+        <w:tc>
+          <w:tcPr>
+            <w:tcW w:type="dxa" w:w="1662"/>
+          </w:tcPr>
+          <w:p>
+            <w:pPr>
+              <w:jc w:val="center"/>
+            </w:pPr>
           </w:p>
         </w:tc>
       </w:tr>
     </w:tbl>
-    <w:p>
-      <w:pPr>
-        <w:spacing w:before="40" w:after="120" w:line="276" w:lineRule="exact"/>
-        <w:jc w:val="both"/>
-      </w:pPr>
-      <w:commentRangeStart w:id="11"/>
-      <w:r>
-        <w:rPr>
-          <w:rFonts w:ascii="Times New Roman" w:hAnsi="Times New Roman"/>
-          <w:i/>
-          <w:color w:val="6B7280"/>
-          <w:sz w:val="20"/>
-        </w:rPr>
-        <w:t>{% tr endfor %}</w:t>
-      </w:r>
-      <w:commentRangeEnd w:id="11"/>
-      <w:r>
-        <w:rPr>
-          <w:rStyle w:val="CommentReference"/>
-        </w:rPr>
-        <w:commentReference w:id="11"/>
-      </w:r>
-    </w:p>
     <w:p>
       <w:pPr>
         <w:spacing w:before="0" w:after="80" w:line="276" w:lineRule="exact"/>
@@ -769,7 +869,7 @@
         </w:rPr>
         <w:t xml:space="preserve">Итого: </w:t>
       </w:r>
-      <w:commentRangeStart w:id="12"/>
+      <w:commentRangeStart w:id="10"/>
       <w:r>
         <w:rPr>
           <w:rFonts w:ascii="Times New Roman" w:hAnsi="Times New Roman"/>
@@ -779,12 +879,12 @@
         </w:rPr>
         <w:t>{{contract_price_num}}</w:t>
       </w:r>
-      <w:commentRangeEnd w:id="12"/>
+      <w:commentRangeEnd w:id="10"/>
       <w:r>
         <w:rPr>
           <w:rStyle w:val="CommentReference"/>
         </w:rPr>
-        <w:commentReference w:id="12"/>
+        <w:commentReference w:id="10"/>
       </w:r>
       <w:r>
         <w:rPr>
@@ -795,7 +895,7 @@
         </w:rPr>
         <w:t xml:space="preserve"> руб. (</w:t>
       </w:r>
-      <w:commentRangeStart w:id="13"/>
+      <w:commentRangeStart w:id="11"/>
       <w:r>
         <w:rPr>
           <w:rFonts w:ascii="Times New Roman" w:hAnsi="Times New Roman"/>
@@ -805,12 +905,12 @@
         </w:rPr>
         <w:t>{{contract_price_words}}</w:t>
       </w:r>
-      <w:commentRangeEnd w:id="13"/>
+      <w:commentRangeEnd w:id="11"/>
       <w:r>
         <w:rPr>
           <w:rStyle w:val="CommentReference"/>
         </w:rPr>
-        <w:commentReference w:id="13"/>
+        <w:commentReference w:id="11"/>
       </w:r>
       <w:r>
         <w:rPr>
@@ -836,7 +936,7 @@
         </w:rPr>
         <w:t xml:space="preserve">Получатель: </w:t>
       </w:r>
-      <w:commentRangeStart w:id="14"/>
+      <w:commentRangeStart w:id="12"/>
       <w:r>
         <w:rPr>
           <w:rFonts w:ascii="Times New Roman" w:hAnsi="Times New Roman"/>
@@ -846,12 +946,12 @@
         </w:rPr>
         <w:t>{{responsible_person}}</w:t>
       </w:r>
-      <w:commentRangeEnd w:id="14"/>
+      <w:commentRangeEnd w:id="12"/>
       <w:r>
         <w:rPr>
           <w:rStyle w:val="CommentReference"/>
         </w:rPr>
-        <w:commentReference w:id="14"/>
+        <w:commentReference w:id="12"/>
       </w:r>
     </w:p>
     <w:p/>
@@ -860,7 +960,7 @@
         <w:spacing w:before="0" w:after="80" w:line="276" w:lineRule="exact"/>
         <w:jc w:val="left"/>
       </w:pPr>
-      <w:commentRangeStart w:id="15"/>
+      <w:commentRangeStart w:id="13"/>
       <w:r>
         <w:rPr>
           <w:rFonts w:ascii="Times New Roman" w:hAnsi="Times New Roman"/>
@@ -870,12 +970,12 @@
         </w:rPr>
         <w:t>{{initiator_role}}</w:t>
       </w:r>
-      <w:commentRangeEnd w:id="15"/>
+      <w:commentRangeEnd w:id="13"/>
       <w:r>
         <w:rPr>
           <w:rStyle w:val="CommentReference"/>
         </w:rPr>
-        <w:commentReference w:id="15"/>
+        <w:commentReference w:id="13"/>
       </w:r>
     </w:p>
     <w:p>
@@ -892,7 +992,7 @@
         </w:rPr>
         <w:t xml:space="preserve">___________________ / </w:t>
       </w:r>
-      <w:commentRangeStart w:id="16"/>
+      <w:commentRangeStart w:id="14"/>
       <w:r>
         <w:rPr>
           <w:rFonts w:ascii="Times New Roman" w:hAnsi="Times New Roman"/>
@@ -902,12 +1002,12 @@
         </w:rPr>
         <w:t>{{initiator_name}}</w:t>
       </w:r>
-      <w:commentRangeEnd w:id="16"/>
+      <w:commentRangeEnd w:id="14"/>
       <w:r>
         <w:rPr>
           <w:rStyle w:val="CommentReference"/>
         </w:rPr>
-        <w:commentReference w:id="16"/>
+        <w:commentReference w:id="14"/>
       </w:r>
     </w:p>
     <w:p>
@@ -924,7 +1024,7 @@
         </w:rPr>
         <w:t>«</w:t>
       </w:r>
-      <w:commentRangeStart w:id="17"/>
+      <w:commentRangeStart w:id="15"/>
       <w:r>
         <w:rPr>
           <w:rFonts w:ascii="Times New Roman" w:hAnsi="Times New Roman"/>
@@ -934,12 +1034,12 @@
         </w:rPr>
         <w:t>{{today}}</w:t>
       </w:r>
-      <w:commentRangeEnd w:id="17"/>
+      <w:commentRangeEnd w:id="15"/>
       <w:r>
         <w:rPr>
           <w:rStyle w:val="CommentReference"/>
         </w:rPr>
-        <w:commentReference w:id="17"/>
+        <w:commentReference w:id="15"/>
       </w:r>
       <w:r>
         <w:rPr>
@@ -1135,7 +1235,7 @@
         <w:annotationRef/>
       </w:r>
       <w:r>
-        <w:t>Эта строка таблицы повторится для КАЖДОЙ позиции закупки. Удалять её нельзя — иначе позиции не напечатаются</w:t>
+        <w:t>Цена без валюты. Пример: 130 000,00</w:t>
       </w:r>
     </w:p>
   </w:comment>
@@ -1151,7 +1251,7 @@
         <w:annotationRef/>
       </w:r>
       <w:r>
-        <w:t>Конец повторяющейся строки таблицы</w:t>
+        <w:t>Цена прописью. Пример: сто тридцать тысяч рублей 00 копеек</w:t>
       </w:r>
     </w:p>
   </w:comment>
@@ -1167,7 +1267,7 @@
         <w:annotationRef/>
       </w:r>
       <w:r>
-        <w:t>Цена без валюты. Пример: 130 000,00</w:t>
+        <w:t>ФИО ответственного исполнителя. Пример: Иванов Иван Иванович</w:t>
       </w:r>
     </w:p>
   </w:comment>
@@ -1183,7 +1283,7 @@
         <w:annotationRef/>
       </w:r>
       <w:r>
-        <w:t>Цена прописью. Пример: сто тридцать тысяч рублей 00 копеек</w:t>
+        <w:t>Должность инициатора. Пример: начальник отдела</w:t>
       </w:r>
     </w:p>
   </w:comment>
@@ -1199,7 +1299,7 @@
         <w:annotationRef/>
       </w:r>
       <w:r>
-        <w:t>ФИО ответственного исполнителя. Пример: Иванов Иван Иванович</w:t>
+        <w:t>ФИО инициатора. Пример: Иванов И.И.</w:t>
       </w:r>
     </w:p>
   </w:comment>
@@ -1215,7 +1315,7 @@
         <w:annotationRef/>
       </w:r>
       <w:r>
-        <w:t>Должность инициатора. Пример: начальник отдела</w:t>
+        <w:t>Сегодняшняя дата. Пример: 13.05.2026</w:t>
       </w:r>
     </w:p>
   </w:comment>
@@ -1231,7 +1331,7 @@
         <w:annotationRef/>
       </w:r>
       <w:r>
-        <w:t>ФИО инициатора. Пример: Иванов И.И.</w:t>
+        <w:t>Эта строка таблицы повторится для КАЖДОЙ позиции закупки. Удалять её нельзя — иначе позиции не напечатаются</w:t>
       </w:r>
     </w:p>
   </w:comment>
@@ -1247,7 +1347,7 @@
         <w:annotationRef/>
       </w:r>
       <w:r>
-        <w:t>Сегодняшняя дата. Пример: 13.05.2026</w:t>
+        <w:t>Текущая позиция внутри таблицы позиций — используется только в строках таблицы. Пример: позиция списка</w:t>
       </w:r>
     </w:p>
   </w:comment>
@@ -1343,7 +1443,7 @@
         <w:annotationRef/>
       </w:r>
       <w:r>
-        <w:t>Текущая позиция внутри таблицы позиций — используется только в строках таблицы. Пример: позиция списка</w:t>
+        <w:t>Конец повторяющейся строки таблицы</w:t>
       </w:r>
     </w:p>
   </w:comment>

--- a/backend/templates/service_note_delivery.docx
+++ b/backend/templates/service_note_delivery.docx
@@ -401,7 +401,7 @@
           <w:color w:val="1E40AF"/>
           <w:sz w:val="24"/>
         </w:rPr>
-        <w:t>{{contractor_name}}</w:t>
+        <w:t>{{contractor_short_name}}</w:t>
       </w:r>
       <w:commentRangeEnd w:id="9"/>
       <w:r>

--- a/backend/templates/service_note_delivery.docx
+++ b/backend/templates/service_note_delivery.docx
@@ -1219,7 +1219,7 @@
         <w:annotationRef/>
       </w:r>
       <w:r>
-        <w:t>Полное наименование контрагента. Пример: ООО «Ромашка»</w:t>
+        <w:t>Краткое наименование Подрядчика (из карточки контрагента). Пример: ООО «Ромашка»</w:t>
       </w:r>
     </w:p>
   </w:comment>
